--- a/Введение в ИТ/1_Лабораторные_работы/Ответы картинки.docx
+++ b/Введение в ИТ/1_Лабораторные_работы/Ответы картинки.docx
@@ -19,7 +19,7 @@
         </w:rPr>
         <w:drawing>
           <wp:inline distT="0" distB="0" distL="0" distR="0">
-            <wp:extent cx="6120130" cy="2894965"/>
+            <wp:extent cx="6120130" cy="2428875"/>
             <wp:effectExtent l="0" t="0" r="0" b="0"/>
             <wp:docPr id="1" name="Изображение1"/>
             <wp:cNvGraphicFramePr>
@@ -36,6 +36,7 @@
                   </pic:nvPicPr>
                   <pic:blipFill>
                     <a:blip r:embed="rId2"/>
+                    <a:srcRect l="0" t="0" r="0" b="16098"/>
                     <a:stretch>
                       <a:fillRect/>
                     </a:stretch>
@@ -43,7 +44,7 @@
                   <pic:spPr bwMode="auto">
                     <a:xfrm>
                       <a:off x="0" y="0"/>
-                      <a:ext cx="6120130" cy="2894965"/>
+                      <a:ext cx="6120130" cy="2428875"/>
                     </a:xfrm>
                     <a:prstGeom prst="rect">
                       <a:avLst/>
@@ -63,70 +64,46 @@
         <w:bidi w:val="0"/>
         <w:jc w:val="center"/>
         <w:rPr>
-          <w:sz w:val="30"/>
-          <w:szCs w:val="30"/>
-        </w:rPr>
-      </w:pPr>
-      <w:r>
-        <w:rPr>
-          <w:b/>
-          <w:bCs/>
-          <w:sz w:val="30"/>
-          <w:szCs w:val="30"/>
-        </w:rPr>
-        <w:t xml:space="preserve">Сигнал в точке </w:t>
-      </w:r>
-      <w:r>
-        <w:rPr>
-          <w:b/>
-          <w:bCs/>
-          <w:sz w:val="30"/>
-          <w:szCs w:val="30"/>
-          <w:lang w:val="en-US"/>
-        </w:rPr>
-        <w:t>X/</w:t>
-      </w:r>
-      <w:r>
-        <w:rPr>
-          <w:b/>
-          <w:bCs/>
-          <w:sz w:val="30"/>
-          <w:szCs w:val="30"/>
-          <w:lang w:val="ru-RU"/>
-        </w:rPr>
-        <w:t xml:space="preserve">1 </w:t>
-      </w:r>
-      <w:r>
-        <w:rPr>
-          <w:b/>
-          <w:bCs/>
-          <w:sz w:val="30"/>
-          <w:szCs w:val="30"/>
-          <w:lang w:val="en-US"/>
-        </w:rPr>
-        <w:t>2 3 4</w:t>
-      </w:r>
-    </w:p>
-    <w:p>
-      <w:pPr>
-        <w:pStyle w:val="Normal"/>
-        <w:bidi w:val="0"/>
-        <w:jc w:val="start"/>
-        <w:rPr>
-          <w:sz w:val="30"/>
-          <w:szCs w:val="30"/>
-        </w:rPr>
-      </w:pPr>
-      <w:r>
-        <w:rPr>
+          <w:b/>
+          <w:bCs/>
+          <w:sz w:val="30"/>
+          <w:szCs w:val="30"/>
+        </w:rPr>
+      </w:pPr>
+      <w:r>
+        <w:rPr>
+          <w:b/>
+          <w:bCs/>
+          <w:sz w:val="30"/>
+          <w:szCs w:val="30"/>
+        </w:rPr>
+        <w:t>Сигнал на втором луче</w:t>
+      </w:r>
+    </w:p>
+    <w:p>
+      <w:pPr>
+        <w:pStyle w:val="Normal"/>
+        <w:bidi w:val="0"/>
+        <w:jc w:val="start"/>
+        <w:rPr>
+          <w:b w:val="false"/>
+          <w:bCs w:val="false"/>
+          <w:sz w:val="30"/>
+          <w:szCs w:val="30"/>
+        </w:rPr>
+      </w:pPr>
+      <w:r>
+        <w:rPr>
+          <w:b w:val="false"/>
+          <w:bCs w:val="false"/>
           <w:sz w:val="30"/>
           <w:szCs w:val="30"/>
         </w:rPr>
         <w:drawing>
           <wp:inline distT="0" distB="0" distL="0" distR="0">
-            <wp:extent cx="5896610" cy="1438275"/>
+            <wp:extent cx="5839460" cy="1438275"/>
             <wp:effectExtent l="0" t="0" r="0" b="0"/>
-            <wp:docPr id="2" name="Изображение5"/>
+            <wp:docPr id="2" name="Изображение12"/>
             <wp:cNvGraphicFramePr>
               <a:graphicFrameLocks xmlns:a="http://schemas.openxmlformats.org/drawingml/2006/main" noChangeAspect="1"/>
             </wp:cNvGraphicFramePr>
@@ -134,13 +111,163 @@
               <a:graphicData uri="http://schemas.openxmlformats.org/drawingml/2006/picture">
                 <pic:pic xmlns:pic="http://schemas.openxmlformats.org/drawingml/2006/picture">
                   <pic:nvPicPr>
-                    <pic:cNvPr id="2" name="Изображение5"/>
+                    <pic:cNvPr id="2" name="Изображение12"/>
                     <pic:cNvPicPr>
                       <a:picLocks noChangeAspect="1" noChangeArrowheads="1"/>
                     </pic:cNvPicPr>
                   </pic:nvPicPr>
                   <pic:blipFill>
                     <a:blip r:embed="rId3"/>
+                    <a:stretch>
+                      <a:fillRect/>
+                    </a:stretch>
+                  </pic:blipFill>
+                  <pic:spPr bwMode="auto">
+                    <a:xfrm>
+                      <a:off x="0" y="0"/>
+                      <a:ext cx="5839460" cy="1438275"/>
+                    </a:xfrm>
+                    <a:prstGeom prst="rect">
+                      <a:avLst/>
+                    </a:prstGeom>
+                    <a:noFill/>
+                  </pic:spPr>
+                </pic:pic>
+              </a:graphicData>
+            </a:graphic>
+          </wp:inline>
+        </w:drawing>
+      </w:r>
+    </w:p>
+    <w:p>
+      <w:pPr>
+        <w:pStyle w:val="Normal"/>
+        <w:bidi w:val="0"/>
+        <w:jc w:val="start"/>
+        <w:rPr>
+          <w:b w:val="false"/>
+          <w:bCs w:val="false"/>
+          <w:sz w:val="30"/>
+          <w:szCs w:val="30"/>
+        </w:rPr>
+      </w:pPr>
+      <w:r>
+        <w:rPr>
+          <w:b w:val="false"/>
+          <w:bCs w:val="false"/>
+          <w:sz w:val="30"/>
+          <w:szCs w:val="30"/>
+        </w:rPr>
+      </w:r>
+    </w:p>
+    <w:p>
+      <w:pPr>
+        <w:pStyle w:val="Normal"/>
+        <w:bidi w:val="0"/>
+        <w:jc w:val="center"/>
+        <w:rPr>
+          <w:b/>
+          <w:bCs/>
+          <w:sz w:val="30"/>
+          <w:szCs w:val="30"/>
+        </w:rPr>
+      </w:pPr>
+      <w:r>
+        <w:rPr>
+          <w:b/>
+          <w:bCs/>
+          <w:sz w:val="30"/>
+          <w:szCs w:val="30"/>
+        </w:rPr>
+      </w:r>
+      <w:r>
+        <w:br w:type="page"/>
+      </w:r>
+    </w:p>
+    <w:p>
+      <w:pPr>
+        <w:pStyle w:val="Normal"/>
+        <w:bidi w:val="0"/>
+        <w:jc w:val="center"/>
+        <w:rPr>
+          <w:sz w:val="30"/>
+          <w:szCs w:val="30"/>
+        </w:rPr>
+      </w:pPr>
+      <w:r>
+        <w:rPr>
+          <w:b/>
+          <w:bCs/>
+          <w:sz w:val="30"/>
+          <w:szCs w:val="30"/>
+        </w:rPr>
+        <w:t xml:space="preserve">Сигнал в точке </w:t>
+      </w:r>
+      <w:r>
+        <w:rPr>
+          <w:b/>
+          <w:bCs/>
+          <w:sz w:val="30"/>
+          <w:szCs w:val="30"/>
+          <w:lang w:val="en-US"/>
+        </w:rPr>
+        <w:t>X/</w:t>
+      </w:r>
+      <w:r>
+        <w:rPr>
+          <w:b/>
+          <w:bCs/>
+          <w:sz w:val="30"/>
+          <w:szCs w:val="30"/>
+          <w:lang w:val="ru-RU"/>
+        </w:rPr>
+        <w:t xml:space="preserve">1 </w:t>
+      </w:r>
+      <w:r>
+        <w:rPr>
+          <w:b/>
+          <w:bCs/>
+          <w:sz w:val="30"/>
+          <w:szCs w:val="30"/>
+          <w:lang w:val="en-US"/>
+        </w:rPr>
+        <w:t>2 3 4</w:t>
+      </w:r>
+    </w:p>
+    <w:p>
+      <w:pPr>
+        <w:pStyle w:val="Normal"/>
+        <w:bidi w:val="0"/>
+        <w:jc w:val="start"/>
+        <w:rPr>
+          <w:sz w:val="30"/>
+          <w:szCs w:val="30"/>
+        </w:rPr>
+      </w:pPr>
+      <w:r>
+        <w:rPr>
+          <w:sz w:val="30"/>
+          <w:szCs w:val="30"/>
+        </w:rPr>
+        <w:drawing>
+          <wp:inline distT="0" distB="0" distL="0" distR="0">
+            <wp:extent cx="5896610" cy="1438275"/>
+            <wp:effectExtent l="0" t="0" r="0" b="0"/>
+            <wp:docPr id="3" name="Изображение5"/>
+            <wp:cNvGraphicFramePr>
+              <a:graphicFrameLocks xmlns:a="http://schemas.openxmlformats.org/drawingml/2006/main" noChangeAspect="1"/>
+            </wp:cNvGraphicFramePr>
+            <a:graphic xmlns:a="http://schemas.openxmlformats.org/drawingml/2006/main">
+              <a:graphicData uri="http://schemas.openxmlformats.org/drawingml/2006/picture">
+                <pic:pic xmlns:pic="http://schemas.openxmlformats.org/drawingml/2006/picture">
+                  <pic:nvPicPr>
+                    <pic:cNvPr id="3" name="Изображение5"/>
+                    <pic:cNvPicPr>
+                      <a:picLocks noChangeAspect="1" noChangeArrowheads="1"/>
+                    </pic:cNvPicPr>
+                  </pic:nvPicPr>
+                  <pic:blipFill>
+                    <a:blip r:embed="rId4"/>
                     <a:stretch>
                       <a:fillRect/>
                     </a:stretch>
@@ -207,8 +334,8 @@
         <w:bidi w:val="0"/>
         <w:jc w:val="start"/>
         <w:rPr>
-          <w:b/>
-          <w:bCs/>
+          <w:sz w:val="30"/>
+          <w:szCs w:val="30"/>
         </w:rPr>
       </w:pPr>
       <w:r>
@@ -218,9 +345,9 @@
         </w:rPr>
         <w:drawing>
           <wp:inline distT="0" distB="0" distL="0" distR="0">
-            <wp:extent cx="5848985" cy="1400175"/>
+            <wp:extent cx="5887085" cy="1428750"/>
             <wp:effectExtent l="0" t="0" r="0" b="0"/>
-            <wp:docPr id="3" name="Изображение4"/>
+            <wp:docPr id="4" name="Изображение2"/>
             <wp:cNvGraphicFramePr>
               <a:graphicFrameLocks xmlns:a="http://schemas.openxmlformats.org/drawingml/2006/main" noChangeAspect="1"/>
             </wp:cNvGraphicFramePr>
@@ -228,13 +355,200 @@
               <a:graphicData uri="http://schemas.openxmlformats.org/drawingml/2006/picture">
                 <pic:pic xmlns:pic="http://schemas.openxmlformats.org/drawingml/2006/picture">
                   <pic:nvPicPr>
-                    <pic:cNvPr id="3" name="Изображение4"/>
+                    <pic:cNvPr id="4" name="Изображение2"/>
                     <pic:cNvPicPr>
                       <a:picLocks noChangeAspect="1" noChangeArrowheads="1"/>
                     </pic:cNvPicPr>
                   </pic:nvPicPr>
                   <pic:blipFill>
-                    <a:blip r:embed="rId4"/>
+                    <a:blip r:embed="rId5"/>
+                    <a:stretch>
+                      <a:fillRect/>
+                    </a:stretch>
+                  </pic:blipFill>
+                  <pic:spPr bwMode="auto">
+                    <a:xfrm>
+                      <a:off x="0" y="0"/>
+                      <a:ext cx="5887085" cy="1428750"/>
+                    </a:xfrm>
+                    <a:prstGeom prst="rect">
+                      <a:avLst/>
+                    </a:prstGeom>
+                    <a:noFill/>
+                  </pic:spPr>
+                </pic:pic>
+              </a:graphicData>
+            </a:graphic>
+          </wp:inline>
+        </w:drawing>
+      </w:r>
+    </w:p>
+    <w:p>
+      <w:pPr>
+        <w:pStyle w:val="Normal"/>
+        <w:bidi w:val="0"/>
+        <w:jc w:val="start"/>
+        <w:rPr>
+          <w:b/>
+          <w:bCs/>
+          <w:sz w:val="30"/>
+          <w:szCs w:val="30"/>
+        </w:rPr>
+      </w:pPr>
+      <w:r>
+        <w:rPr>
+          <w:b/>
+          <w:bCs/>
+          <w:sz w:val="30"/>
+          <w:szCs w:val="30"/>
+        </w:rPr>
+        <w:t>Входной сигнал интегрального приёмника</w:t>
+      </w:r>
+    </w:p>
+    <w:p>
+      <w:pPr>
+        <w:pStyle w:val="Normal"/>
+        <w:bidi w:val="0"/>
+        <w:jc w:val="start"/>
+        <w:rPr>
+          <w:b/>
+          <w:bCs/>
+          <w:sz w:val="30"/>
+          <w:szCs w:val="30"/>
+        </w:rPr>
+      </w:pPr>
+      <w:r>
+        <w:rPr>
+          <w:b/>
+          <w:bCs/>
+          <w:sz w:val="30"/>
+          <w:szCs w:val="30"/>
+        </w:rPr>
+      </w:r>
+    </w:p>
+    <w:p>
+      <w:pPr>
+        <w:pStyle w:val="Normal"/>
+        <w:bidi w:val="0"/>
+        <w:jc w:val="start"/>
+        <w:rPr>
+          <w:sz w:val="30"/>
+          <w:szCs w:val="30"/>
+        </w:rPr>
+      </w:pPr>
+      <w:r>
+        <w:rPr>
+          <w:sz w:val="30"/>
+          <w:szCs w:val="30"/>
+        </w:rPr>
+        <w:drawing>
+          <wp:inline distT="0" distB="0" distL="0" distR="0">
+            <wp:extent cx="5877560" cy="1457325"/>
+            <wp:effectExtent l="0" t="0" r="0" b="0"/>
+            <wp:docPr id="5" name="Изображение10"/>
+            <wp:cNvGraphicFramePr>
+              <a:graphicFrameLocks xmlns:a="http://schemas.openxmlformats.org/drawingml/2006/main" noChangeAspect="1"/>
+            </wp:cNvGraphicFramePr>
+            <a:graphic xmlns:a="http://schemas.openxmlformats.org/drawingml/2006/main">
+              <a:graphicData uri="http://schemas.openxmlformats.org/drawingml/2006/picture">
+                <pic:pic xmlns:pic="http://schemas.openxmlformats.org/drawingml/2006/picture">
+                  <pic:nvPicPr>
+                    <pic:cNvPr id="5" name="Изображение10"/>
+                    <pic:cNvPicPr>
+                      <a:picLocks noChangeAspect="1" noChangeArrowheads="1"/>
+                    </pic:cNvPicPr>
+                  </pic:nvPicPr>
+                  <pic:blipFill>
+                    <a:blip r:embed="rId6"/>
+                    <a:stretch>
+                      <a:fillRect/>
+                    </a:stretch>
+                  </pic:blipFill>
+                  <pic:spPr bwMode="auto">
+                    <a:xfrm>
+                      <a:off x="0" y="0"/>
+                      <a:ext cx="5877560" cy="1457325"/>
+                    </a:xfrm>
+                    <a:prstGeom prst="rect">
+                      <a:avLst/>
+                    </a:prstGeom>
+                    <a:noFill/>
+                  </pic:spPr>
+                </pic:pic>
+              </a:graphicData>
+            </a:graphic>
+          </wp:inline>
+        </w:drawing>
+      </w:r>
+    </w:p>
+    <w:p>
+      <w:pPr>
+        <w:pStyle w:val="Normal"/>
+        <w:bidi w:val="0"/>
+        <w:jc w:val="start"/>
+        <w:rPr>
+          <w:sz w:val="30"/>
+          <w:szCs w:val="30"/>
+        </w:rPr>
+      </w:pPr>
+      <w:r>
+        <w:rPr>
+          <w:sz w:val="30"/>
+          <w:szCs w:val="30"/>
+        </w:rPr>
+      </w:r>
+    </w:p>
+    <w:p>
+      <w:pPr>
+        <w:pStyle w:val="Normal"/>
+        <w:bidi w:val="0"/>
+        <w:jc w:val="start"/>
+        <w:rPr>
+          <w:sz w:val="30"/>
+          <w:szCs w:val="30"/>
+        </w:rPr>
+      </w:pPr>
+      <w:r>
+        <w:rPr>
+          <w:sz w:val="30"/>
+          <w:szCs w:val="30"/>
+        </w:rPr>
+      </w:r>
+    </w:p>
+    <w:p>
+      <w:pPr>
+        <w:pStyle w:val="Normal"/>
+        <w:bidi w:val="0"/>
+        <w:jc w:val="start"/>
+        <w:rPr>
+          <w:b/>
+          <w:bCs/>
+        </w:rPr>
+      </w:pPr>
+      <w:r>
+        <w:rPr>
+          <w:sz w:val="30"/>
+          <w:szCs w:val="30"/>
+        </w:rPr>
+        <w:drawing>
+          <wp:inline distT="0" distB="0" distL="0" distR="0">
+            <wp:extent cx="5848985" cy="1400175"/>
+            <wp:effectExtent l="0" t="0" r="0" b="0"/>
+            <wp:docPr id="6" name="Изображение4"/>
+            <wp:cNvGraphicFramePr>
+              <a:graphicFrameLocks xmlns:a="http://schemas.openxmlformats.org/drawingml/2006/main" noChangeAspect="1"/>
+            </wp:cNvGraphicFramePr>
+            <a:graphic xmlns:a="http://schemas.openxmlformats.org/drawingml/2006/main">
+              <a:graphicData uri="http://schemas.openxmlformats.org/drawingml/2006/picture">
+                <pic:pic xmlns:pic="http://schemas.openxmlformats.org/drawingml/2006/picture">
+                  <pic:nvPicPr>
+                    <pic:cNvPr id="6" name="Изображение4"/>
+                    <pic:cNvPicPr>
+                      <a:picLocks noChangeAspect="1" noChangeArrowheads="1"/>
+                    </pic:cNvPicPr>
+                  </pic:nvPicPr>
+                  <pic:blipFill>
+                    <a:blip r:embed="rId7"/>
                     <a:stretch>
                       <a:fillRect/>
                     </a:stretch>
@@ -289,22 +603,26 @@
         <w:bidi w:val="0"/>
         <w:jc w:val="start"/>
         <w:rPr>
-          <w:sz w:val="30"/>
-          <w:szCs w:val="30"/>
-        </w:rPr>
-      </w:pPr>
-      <w:r>
-        <w:rPr>
-          <w:sz w:val="30"/>
-          <w:szCs w:val="30"/>
-        </w:rPr>
-      </w:r>
-    </w:p>
-    <w:p>
-      <w:pPr>
-        <w:pStyle w:val="Normal"/>
-        <w:bidi w:val="0"/>
-        <w:jc w:val="center"/>
+          <w:b/>
+          <w:bCs/>
+          <w:sz w:val="30"/>
+          <w:szCs w:val="30"/>
+        </w:rPr>
+      </w:pPr>
+      <w:r>
+        <w:rPr>
+          <w:b/>
+          <w:bCs/>
+          <w:sz w:val="30"/>
+          <w:szCs w:val="30"/>
+        </w:rPr>
+      </w:r>
+    </w:p>
+    <w:p>
+      <w:pPr>
+        <w:pStyle w:val="Normal"/>
+        <w:bidi w:val="0"/>
+        <w:jc w:val="start"/>
         <w:rPr>
           <w:b/>
           <w:bCs/>
@@ -365,7 +683,7 @@
           <wp:inline distT="0" distB="0" distL="0" distR="0">
             <wp:extent cx="5868035" cy="1400175"/>
             <wp:effectExtent l="0" t="0" r="0" b="0"/>
-            <wp:docPr id="4" name="Изображение3"/>
+            <wp:docPr id="7" name="Изображение3"/>
             <wp:cNvGraphicFramePr>
               <a:graphicFrameLocks xmlns:a="http://schemas.openxmlformats.org/drawingml/2006/main" noChangeAspect="1"/>
             </wp:cNvGraphicFramePr>
@@ -373,13 +691,13 @@
               <a:graphicData uri="http://schemas.openxmlformats.org/drawingml/2006/picture">
                 <pic:pic xmlns:pic="http://schemas.openxmlformats.org/drawingml/2006/picture">
                   <pic:nvPicPr>
-                    <pic:cNvPr id="4" name="Изображение3"/>
+                    <pic:cNvPr id="7" name="Изображение3"/>
                     <pic:cNvPicPr>
                       <a:picLocks noChangeAspect="1" noChangeArrowheads="1"/>
                     </pic:cNvPicPr>
                   </pic:nvPicPr>
                   <pic:blipFill>
-                    <a:blip r:embed="rId5"/>
+                    <a:blip r:embed="rId8"/>
                     <a:stretch>
                       <a:fillRect/>
                     </a:stretch>
@@ -407,16 +725,32 @@
         <w:bidi w:val="0"/>
         <w:jc w:val="start"/>
         <w:rPr>
-          <w:sz w:val="30"/>
-          <w:szCs w:val="30"/>
-        </w:rPr>
-      </w:pPr>
-      <w:r>
-        <w:rPr>
-          <w:sz w:val="30"/>
-          <w:szCs w:val="30"/>
-        </w:rPr>
-        <w:t>Второй ЕЭ</w:t>
+          <w:b/>
+          <w:bCs/>
+          <w:sz w:val="30"/>
+          <w:szCs w:val="30"/>
+        </w:rPr>
+      </w:pPr>
+      <w:r>
+        <w:rPr>
+          <w:b/>
+          <w:bCs/>
+          <w:sz w:val="30"/>
+          <w:szCs w:val="30"/>
+        </w:rPr>
+        <w:t xml:space="preserve">Второй и третий ЕЭ / </w:t>
+      </w:r>
+      <w:r>
+        <w:rPr>
+          <w:b/>
+          <w:bCs/>
+          <w:i/>
+          <w:iCs/>
+          <w:color w:val="FF0000"/>
+          <w:sz w:val="30"/>
+          <w:szCs w:val="30"/>
+        </w:rPr>
+        <w:t>БАГАНЫЙ ВОПРОС</w:t>
       </w:r>
     </w:p>
     <w:p>
@@ -455,7 +789,7 @@
           <wp:inline distT="0" distB="0" distL="0" distR="0">
             <wp:extent cx="5868035" cy="1438275"/>
             <wp:effectExtent l="0" t="0" r="0" b="0"/>
-            <wp:docPr id="5" name="Изображение6"/>
+            <wp:docPr id="8" name="Изображение6"/>
             <wp:cNvGraphicFramePr>
               <a:graphicFrameLocks xmlns:a="http://schemas.openxmlformats.org/drawingml/2006/main" noChangeAspect="1"/>
             </wp:cNvGraphicFramePr>
@@ -463,13 +797,13 @@
               <a:graphicData uri="http://schemas.openxmlformats.org/drawingml/2006/picture">
                 <pic:pic xmlns:pic="http://schemas.openxmlformats.org/drawingml/2006/picture">
                   <pic:nvPicPr>
-                    <pic:cNvPr id="5" name="Изображение6"/>
+                    <pic:cNvPr id="8" name="Изображение6"/>
                     <pic:cNvPicPr>
                       <a:picLocks noChangeAspect="1" noChangeArrowheads="1"/>
                     </pic:cNvPicPr>
                   </pic:nvPicPr>
                   <pic:blipFill>
-                    <a:blip r:embed="rId6"/>
+                    <a:blip r:embed="rId9"/>
                     <a:stretch>
                       <a:fillRect/>
                     </a:stretch>
@@ -497,71 +831,59 @@
         <w:bidi w:val="0"/>
         <w:jc w:val="start"/>
         <w:rPr>
-          <w:sz w:val="30"/>
-          <w:szCs w:val="30"/>
-        </w:rPr>
-      </w:pPr>
-      <w:r>
-        <w:rPr>
+          <w:b/>
+          <w:bCs/>
+          <w:sz w:val="30"/>
+          <w:szCs w:val="30"/>
+        </w:rPr>
+      </w:pPr>
+      <w:r>
+        <w:rPr>
+          <w:b/>
+          <w:bCs/>
           <w:sz w:val="30"/>
           <w:szCs w:val="30"/>
         </w:rPr>
         <w:t>Второй и третий ЕЭ</w:t>
       </w:r>
-      <w:r>
-        <w:br w:type="page"/>
-      </w:r>
-    </w:p>
-    <w:p>
-      <w:pPr>
-        <w:pStyle w:val="Normal"/>
-        <w:bidi w:val="0"/>
-        <w:jc w:val="center"/>
-        <w:rPr>
-          <w:b/>
-          <w:bCs/>
-          <w:sz w:val="30"/>
-          <w:szCs w:val="30"/>
-          <w:lang w:val="ru-RU"/>
-        </w:rPr>
-      </w:pPr>
-      <w:r>
-        <w:rPr>
-          <w:b/>
-          <w:bCs/>
-          <w:sz w:val="30"/>
-          <w:szCs w:val="30"/>
-          <w:lang w:val="ru-RU"/>
-        </w:rPr>
-        <w:t>Какое дробление/искажение возникло</w:t>
-      </w:r>
-    </w:p>
-    <w:p>
-      <w:pPr>
-        <w:pStyle w:val="Normal"/>
-        <w:bidi w:val="0"/>
-        <w:jc w:val="start"/>
-        <w:rPr>
-          <w:b w:val="false"/>
-          <w:bCs w:val="false"/>
-          <w:sz w:val="30"/>
-          <w:szCs w:val="30"/>
-          <w:lang w:val="ru-RU"/>
-        </w:rPr>
-      </w:pPr>
-      <w:r>
-        <w:rPr>
-          <w:b w:val="false"/>
-          <w:bCs w:val="false"/>
-          <w:sz w:val="30"/>
-          <w:szCs w:val="30"/>
-          <w:lang w:val="ru-RU"/>
+    </w:p>
+    <w:p>
+      <w:pPr>
+        <w:pStyle w:val="Normal"/>
+        <w:bidi w:val="0"/>
+        <w:jc w:val="start"/>
+        <w:rPr>
+          <w:sz w:val="30"/>
+          <w:szCs w:val="30"/>
+        </w:rPr>
+      </w:pPr>
+      <w:r>
+        <w:rPr>
+          <w:sz w:val="30"/>
+          <w:szCs w:val="30"/>
+        </w:rPr>
+      </w:r>
+    </w:p>
+    <w:p>
+      <w:pPr>
+        <w:pStyle w:val="Normal"/>
+        <w:bidi w:val="0"/>
+        <w:jc w:val="start"/>
+        <w:rPr>
+          <w:sz w:val="30"/>
+          <w:szCs w:val="30"/>
+        </w:rPr>
+      </w:pPr>
+      <w:r>
+        <w:rPr>
+          <w:sz w:val="30"/>
+          <w:szCs w:val="30"/>
         </w:rPr>
         <w:drawing>
           <wp:inline distT="0" distB="0" distL="0" distR="0">
-            <wp:extent cx="6088380" cy="1485900"/>
+            <wp:extent cx="5820410" cy="1447800"/>
             <wp:effectExtent l="0" t="0" r="0" b="0"/>
-            <wp:docPr id="6" name="Изображение7"/>
+            <wp:docPr id="9" name="Изображение8"/>
             <wp:cNvGraphicFramePr>
               <a:graphicFrameLocks xmlns:a="http://schemas.openxmlformats.org/drawingml/2006/main" noChangeAspect="1"/>
             </wp:cNvGraphicFramePr>
@@ -569,13 +891,230 @@
               <a:graphicData uri="http://schemas.openxmlformats.org/drawingml/2006/picture">
                 <pic:pic xmlns:pic="http://schemas.openxmlformats.org/drawingml/2006/picture">
                   <pic:nvPicPr>
-                    <pic:cNvPr id="6" name="Изображение7"/>
+                    <pic:cNvPr id="9" name="Изображение8"/>
                     <pic:cNvPicPr>
                       <a:picLocks noChangeAspect="1" noChangeArrowheads="1"/>
                     </pic:cNvPicPr>
                   </pic:nvPicPr>
                   <pic:blipFill>
-                    <a:blip r:embed="rId7"/>
+                    <a:blip r:embed="rId10"/>
+                    <a:stretch>
+                      <a:fillRect/>
+                    </a:stretch>
+                  </pic:blipFill>
+                  <pic:spPr bwMode="auto">
+                    <a:xfrm>
+                      <a:off x="0" y="0"/>
+                      <a:ext cx="5820410" cy="1447800"/>
+                    </a:xfrm>
+                    <a:prstGeom prst="rect">
+                      <a:avLst/>
+                    </a:prstGeom>
+                    <a:noFill/>
+                  </pic:spPr>
+                </pic:pic>
+              </a:graphicData>
+            </a:graphic>
+          </wp:inline>
+        </w:drawing>
+      </w:r>
+    </w:p>
+    <w:p>
+      <w:pPr>
+        <w:pStyle w:val="Normal"/>
+        <w:bidi w:val="0"/>
+        <w:jc w:val="start"/>
+        <w:rPr>
+          <w:b/>
+          <w:bCs/>
+          <w:sz w:val="30"/>
+          <w:szCs w:val="30"/>
+        </w:rPr>
+      </w:pPr>
+      <w:r>
+        <w:rPr>
+          <w:b/>
+          <w:bCs/>
+          <w:sz w:val="30"/>
+          <w:szCs w:val="30"/>
+        </w:rPr>
+        <w:t>Второй ЕЭ</w:t>
+      </w:r>
+      <w:r>
+        <w:br w:type="page"/>
+      </w:r>
+    </w:p>
+    <w:p>
+      <w:pPr>
+        <w:pStyle w:val="Normal"/>
+        <w:bidi w:val="0"/>
+        <w:jc w:val="center"/>
+        <w:rPr>
+          <w:b/>
+          <w:bCs/>
+          <w:sz w:val="30"/>
+          <w:szCs w:val="30"/>
+          <w:lang w:val="ru-RU"/>
+        </w:rPr>
+      </w:pPr>
+      <w:r>
+        <w:rPr>
+          <w:b/>
+          <w:bCs/>
+          <w:sz w:val="30"/>
+          <w:szCs w:val="30"/>
+          <w:lang w:val="ru-RU"/>
+        </w:rPr>
+        <w:t>Какое дробление/искажение возникло</w:t>
+      </w:r>
+    </w:p>
+    <w:p>
+      <w:pPr>
+        <w:pStyle w:val="Normal"/>
+        <w:bidi w:val="0"/>
+        <w:jc w:val="start"/>
+        <w:rPr>
+          <w:b/>
+          <w:bCs/>
+          <w:sz w:val="30"/>
+          <w:szCs w:val="30"/>
+          <w:lang w:val="ru-RU"/>
+        </w:rPr>
+      </w:pPr>
+      <w:r>
+        <w:rPr>
+          <w:b/>
+          <w:bCs/>
+          <w:sz w:val="30"/>
+          <w:szCs w:val="30"/>
+          <w:lang w:val="ru-RU"/>
+        </w:rPr>
+        <w:drawing>
+          <wp:inline distT="0" distB="0" distL="0" distR="0">
+            <wp:extent cx="5868035" cy="1409700"/>
+            <wp:effectExtent l="0" t="0" r="0" b="0"/>
+            <wp:docPr id="10" name="Изображение11"/>
+            <wp:cNvGraphicFramePr>
+              <a:graphicFrameLocks xmlns:a="http://schemas.openxmlformats.org/drawingml/2006/main" noChangeAspect="1"/>
+            </wp:cNvGraphicFramePr>
+            <a:graphic xmlns:a="http://schemas.openxmlformats.org/drawingml/2006/main">
+              <a:graphicData uri="http://schemas.openxmlformats.org/drawingml/2006/picture">
+                <pic:pic xmlns:pic="http://schemas.openxmlformats.org/drawingml/2006/picture">
+                  <pic:nvPicPr>
+                    <pic:cNvPr id="10" name="Изображение11"/>
+                    <pic:cNvPicPr>
+                      <a:picLocks noChangeAspect="1" noChangeArrowheads="1"/>
+                    </pic:cNvPicPr>
+                  </pic:nvPicPr>
+                  <pic:blipFill>
+                    <a:blip r:embed="rId11"/>
+                    <a:stretch>
+                      <a:fillRect/>
+                    </a:stretch>
+                  </pic:blipFill>
+                  <pic:spPr bwMode="auto">
+                    <a:xfrm>
+                      <a:off x="0" y="0"/>
+                      <a:ext cx="5868035" cy="1409700"/>
+                    </a:xfrm>
+                    <a:prstGeom prst="rect">
+                      <a:avLst/>
+                    </a:prstGeom>
+                    <a:noFill/>
+                  </pic:spPr>
+                </pic:pic>
+              </a:graphicData>
+            </a:graphic>
+          </wp:inline>
+        </w:drawing>
+      </w:r>
+    </w:p>
+    <w:p>
+      <w:pPr>
+        <w:pStyle w:val="Normal"/>
+        <w:bidi w:val="0"/>
+        <w:jc w:val="start"/>
+        <w:rPr>
+          <w:b w:val="false"/>
+          <w:bCs w:val="false"/>
+          <w:sz w:val="30"/>
+          <w:szCs w:val="30"/>
+          <w:lang w:val="ru-RU"/>
+        </w:rPr>
+      </w:pPr>
+      <w:r>
+        <w:rPr>
+          <w:b w:val="false"/>
+          <w:bCs w:val="false"/>
+          <w:sz w:val="30"/>
+          <w:szCs w:val="30"/>
+          <w:lang w:val="ru-RU"/>
+        </w:rPr>
+      </w:r>
+    </w:p>
+    <w:p>
+      <w:pPr>
+        <w:pStyle w:val="Normal"/>
+        <w:bidi w:val="0"/>
+        <w:jc w:val="start"/>
+        <w:rPr>
+          <w:b w:val="false"/>
+          <w:bCs w:val="false"/>
+          <w:sz w:val="30"/>
+          <w:szCs w:val="30"/>
+          <w:lang w:val="ru-RU"/>
+        </w:rPr>
+      </w:pPr>
+      <w:r>
+        <w:rPr>
+          <w:b w:val="false"/>
+          <w:bCs w:val="false"/>
+          <w:sz w:val="30"/>
+          <w:szCs w:val="30"/>
+          <w:lang w:val="ru-RU"/>
+        </w:rPr>
+      </w:r>
+    </w:p>
+    <w:p>
+      <w:pPr>
+        <w:pStyle w:val="Normal"/>
+        <w:bidi w:val="0"/>
+        <w:jc w:val="start"/>
+        <w:rPr>
+          <w:b w:val="false"/>
+          <w:bCs w:val="false"/>
+          <w:sz w:val="30"/>
+          <w:szCs w:val="30"/>
+          <w:lang w:val="ru-RU"/>
+        </w:rPr>
+      </w:pPr>
+      <w:r>
+        <w:rPr>
+          <w:b w:val="false"/>
+          <w:bCs w:val="false"/>
+          <w:sz w:val="30"/>
+          <w:szCs w:val="30"/>
+          <w:lang w:val="ru-RU"/>
+        </w:rPr>
+        <w:drawing>
+          <wp:inline distT="0" distB="0" distL="0" distR="0">
+            <wp:extent cx="6088380" cy="1485900"/>
+            <wp:effectExtent l="0" t="0" r="0" b="0"/>
+            <wp:docPr id="11" name="Изображение7"/>
+            <wp:cNvGraphicFramePr>
+              <a:graphicFrameLocks xmlns:a="http://schemas.openxmlformats.org/drawingml/2006/main" noChangeAspect="1"/>
+            </wp:cNvGraphicFramePr>
+            <a:graphic xmlns:a="http://schemas.openxmlformats.org/drawingml/2006/main">
+              <a:graphicData uri="http://schemas.openxmlformats.org/drawingml/2006/picture">
+                <pic:pic xmlns:pic="http://schemas.openxmlformats.org/drawingml/2006/picture">
+                  <pic:nvPicPr>
+                    <pic:cNvPr id="11" name="Изображение7"/>
+                    <pic:cNvPicPr>
+                      <a:picLocks noChangeAspect="1" noChangeArrowheads="1"/>
+                    </pic:cNvPicPr>
+                  </pic:nvPicPr>
+                  <pic:blipFill>
+                    <a:blip r:embed="rId12"/>
                     <a:stretch>
                       <a:fillRect/>
                     </a:stretch>
@@ -603,6 +1142,30 @@
         <w:bidi w:val="0"/>
         <w:jc w:val="start"/>
         <w:rPr>
+          <w:b/>
+          <w:bCs/>
+          <w:sz w:val="30"/>
+          <w:szCs w:val="30"/>
+          <w:lang w:val="ru-RU"/>
+        </w:rPr>
+      </w:pPr>
+      <w:r>
+        <w:rPr>
+          <w:b/>
+          <w:bCs/>
+          <w:sz w:val="30"/>
+          <w:szCs w:val="30"/>
+          <w:lang w:val="ru-RU"/>
+        </w:rPr>
+        <w:t>30 процентов</w:t>
+      </w:r>
+    </w:p>
+    <w:p>
+      <w:pPr>
+        <w:pStyle w:val="Normal"/>
+        <w:bidi w:val="0"/>
+        <w:jc w:val="start"/>
+        <w:rPr>
           <w:b w:val="false"/>
           <w:bCs w:val="false"/>
           <w:sz w:val="30"/>
@@ -618,7 +1181,6 @@
           <w:szCs w:val="30"/>
           <w:lang w:val="ru-RU"/>
         </w:rPr>
-        <w:t>30 процентов</w:t>
       </w:r>
     </w:p>
     <w:p>
@@ -642,29 +1204,68 @@
           <w:szCs w:val="30"/>
           <w:lang w:val="ru-RU"/>
         </w:rPr>
-      </w:r>
-    </w:p>
-    <w:p>
-      <w:pPr>
-        <w:pStyle w:val="Normal"/>
-        <w:bidi w:val="0"/>
-        <w:jc w:val="start"/>
-        <w:rPr>
-          <w:b w:val="false"/>
-          <w:bCs w:val="false"/>
-          <w:sz w:val="30"/>
-          <w:szCs w:val="30"/>
-          <w:lang w:val="ru-RU"/>
-        </w:rPr>
-      </w:pPr>
-      <w:r>
-        <w:rPr>
-          <w:b w:val="false"/>
-          <w:bCs w:val="false"/>
-          <w:sz w:val="30"/>
-          <w:szCs w:val="30"/>
-          <w:lang w:val="ru-RU"/>
-        </w:rPr>
+        <w:drawing>
+          <wp:inline distT="0" distB="0" distL="0" distR="0">
+            <wp:extent cx="5906135" cy="1457325"/>
+            <wp:effectExtent l="0" t="0" r="0" b="0"/>
+            <wp:docPr id="12" name="Изображение9"/>
+            <wp:cNvGraphicFramePr>
+              <a:graphicFrameLocks xmlns:a="http://schemas.openxmlformats.org/drawingml/2006/main" noChangeAspect="1"/>
+            </wp:cNvGraphicFramePr>
+            <a:graphic xmlns:a="http://schemas.openxmlformats.org/drawingml/2006/main">
+              <a:graphicData uri="http://schemas.openxmlformats.org/drawingml/2006/picture">
+                <pic:pic xmlns:pic="http://schemas.openxmlformats.org/drawingml/2006/picture">
+                  <pic:nvPicPr>
+                    <pic:cNvPr id="12" name="Изображение9"/>
+                    <pic:cNvPicPr>
+                      <a:picLocks noChangeAspect="1" noChangeArrowheads="1"/>
+                    </pic:cNvPicPr>
+                  </pic:nvPicPr>
+                  <pic:blipFill>
+                    <a:blip r:embed="rId13"/>
+                    <a:stretch>
+                      <a:fillRect/>
+                    </a:stretch>
+                  </pic:blipFill>
+                  <pic:spPr bwMode="auto">
+                    <a:xfrm>
+                      <a:off x="0" y="0"/>
+                      <a:ext cx="5906135" cy="1457325"/>
+                    </a:xfrm>
+                    <a:prstGeom prst="rect">
+                      <a:avLst/>
+                    </a:prstGeom>
+                    <a:noFill/>
+                  </pic:spPr>
+                </pic:pic>
+              </a:graphicData>
+            </a:graphic>
+          </wp:inline>
+        </w:drawing>
+      </w:r>
+    </w:p>
+    <w:p>
+      <w:pPr>
+        <w:pStyle w:val="Normal"/>
+        <w:bidi w:val="0"/>
+        <w:jc w:val="start"/>
+        <w:rPr>
+          <w:b/>
+          <w:bCs/>
+          <w:sz w:val="30"/>
+          <w:szCs w:val="30"/>
+          <w:lang w:val="ru-RU"/>
+        </w:rPr>
+      </w:pPr>
+      <w:r>
+        <w:rPr>
+          <w:b/>
+          <w:bCs/>
+          <w:sz w:val="30"/>
+          <w:szCs w:val="30"/>
+          <w:lang w:val="ru-RU"/>
+        </w:rPr>
+        <w:t>40 процентов</w:t>
       </w:r>
     </w:p>
     <w:sectPr>
